--- a/klagomål/S 1240-2024 FSC-klagomål.docx
+++ b/klagomål/S 1240-2024 FSC-klagomål.docx
@@ -708,7 +708,7 @@
     <w:r>
       <w:tab/>
       <w:tab/>
-      <w:t>2026-09-14</w:t>
+      <w:t>2026-09-15</w:t>
       <w:br/>
       <w:br/>
     </w:r>

--- a/klagomål/S 1240-2024 FSC-klagomål.docx
+++ b/klagomål/S 1240-2024 FSC-klagomål.docx
@@ -708,7 +708,7 @@
     <w:r>
       <w:tab/>
       <w:tab/>
-      <w:t>2026-09-15</w:t>
+      <w:t>2026-09-16</w:t>
       <w:br/>
       <w:br/>
     </w:r>

--- a/klagomål/S 1240-2024 FSC-klagomål.docx
+++ b/klagomål/S 1240-2024 FSC-klagomål.docx
@@ -708,7 +708,7 @@
     <w:r>
       <w:tab/>
       <w:tab/>
-      <w:t>2026-09-16</w:t>
+      <w:t>2026-09-17</w:t>
       <w:br/>
       <w:br/>
     </w:r>

--- a/klagomål/S 1240-2024 FSC-klagomål.docx
+++ b/klagomål/S 1240-2024 FSC-klagomål.docx
@@ -708,7 +708,7 @@
     <w:r>
       <w:tab/>
       <w:tab/>
-      <w:t>2026-09-17</w:t>
+      <w:t>2026-09-18</w:t>
       <w:br/>
       <w:br/>
     </w:r>

--- a/klagomål/S 1240-2024 FSC-klagomål.docx
+++ b/klagomål/S 1240-2024 FSC-klagomål.docx
@@ -708,7 +708,7 @@
     <w:r>
       <w:tab/>
       <w:tab/>
-      <w:t>2026-09-18</w:t>
+      <w:t>2026-09-19</w:t>
       <w:br/>
       <w:br/>
     </w:r>

--- a/klagomål/S 1240-2024 FSC-klagomål.docx
+++ b/klagomål/S 1240-2024 FSC-klagomål.docx
@@ -708,7 +708,7 @@
     <w:r>
       <w:tab/>
       <w:tab/>
-      <w:t>2026-09-19</w:t>
+      <w:t>2026-09-21</w:t>
       <w:br/>
       <w:br/>
     </w:r>

--- a/klagomål/S 1240-2024 FSC-klagomål.docx
+++ b/klagomål/S 1240-2024 FSC-klagomål.docx
@@ -708,7 +708,7 @@
     <w:r>
       <w:tab/>
       <w:tab/>
-      <w:t>2026-09-21</w:t>
+      <w:t>2026-09-23</w:t>
       <w:br/>
       <w:br/>
     </w:r>

--- a/klagomål/S 1240-2024 FSC-klagomål.docx
+++ b/klagomål/S 1240-2024 FSC-klagomål.docx
@@ -708,7 +708,7 @@
     <w:r>
       <w:tab/>
       <w:tab/>
-      <w:t>2026-09-23</w:t>
+      <w:t>2026-09-24</w:t>
       <w:br/>
       <w:br/>
     </w:r>

--- a/klagomål/S 1240-2024 FSC-klagomål.docx
+++ b/klagomål/S 1240-2024 FSC-klagomål.docx
@@ -708,7 +708,7 @@
     <w:r>
       <w:tab/>
       <w:tab/>
-      <w:t>2026-09-24</w:t>
+      <w:t>2026-09-25</w:t>
       <w:br/>
       <w:br/>
     </w:r>

--- a/klagomål/S 1240-2024 FSC-klagomål.docx
+++ b/klagomål/S 1240-2024 FSC-klagomål.docx
@@ -708,7 +708,7 @@
     <w:r>
       <w:tab/>
       <w:tab/>
-      <w:t>2026-09-25</w:t>
+      <w:t>2026-09-26</w:t>
       <w:br/>
       <w:br/>
     </w:r>

--- a/klagomål/S 1240-2024 FSC-klagomål.docx
+++ b/klagomål/S 1240-2024 FSC-klagomål.docx
@@ -708,7 +708,7 @@
     <w:r>
       <w:tab/>
       <w:tab/>
-      <w:t>2026-09-26</w:t>
+      <w:t>2026-09-27</w:t>
       <w:br/>
       <w:br/>
     </w:r>

--- a/klagomål/S 1240-2024 FSC-klagomål.docx
+++ b/klagomål/S 1240-2024 FSC-klagomål.docx
@@ -708,7 +708,7 @@
     <w:r>
       <w:tab/>
       <w:tab/>
-      <w:t>2026-09-27</w:t>
+      <w:t>2026-09-28</w:t>
       <w:br/>
       <w:br/>
     </w:r>

--- a/klagomål/S 1240-2024 FSC-klagomål.docx
+++ b/klagomål/S 1240-2024 FSC-klagomål.docx
@@ -708,7 +708,7 @@
     <w:r>
       <w:tab/>
       <w:tab/>
-      <w:t>2026-09-28</w:t>
+      <w:t>2026-09-29</w:t>
       <w:br/>
       <w:br/>
     </w:r>

--- a/klagomål/S 1240-2024 FSC-klagomål.docx
+++ b/klagomål/S 1240-2024 FSC-klagomål.docx
@@ -708,7 +708,7 @@
     <w:r>
       <w:tab/>
       <w:tab/>
-      <w:t>2026-09-29</w:t>
+      <w:t>2026-09-30</w:t>
       <w:br/>
       <w:br/>
     </w:r>

--- a/klagomål/S 1240-2024 FSC-klagomål.docx
+++ b/klagomål/S 1240-2024 FSC-klagomål.docx
@@ -708,7 +708,7 @@
     <w:r>
       <w:tab/>
       <w:tab/>
-      <w:t>2026-09-30</w:t>
+      <w:t>2026-10-01</w:t>
       <w:br/>
       <w:br/>
     </w:r>

--- a/klagomål/S 1240-2024 FSC-klagomål.docx
+++ b/klagomål/S 1240-2024 FSC-klagomål.docx
@@ -708,7 +708,7 @@
     <w:r>
       <w:tab/>
       <w:tab/>
-      <w:t>2026-10-01</w:t>
+      <w:t>2026-10-02</w:t>
       <w:br/>
       <w:br/>
     </w:r>

--- a/klagomål/S 1240-2024 FSC-klagomål.docx
+++ b/klagomål/S 1240-2024 FSC-klagomål.docx
@@ -708,7 +708,7 @@
     <w:r>
       <w:tab/>
       <w:tab/>
-      <w:t>2026-10-02</w:t>
+      <w:t>2026-10-03</w:t>
       <w:br/>
       <w:br/>
     </w:r>

--- a/klagomål/S 1240-2024 FSC-klagomål.docx
+++ b/klagomål/S 1240-2024 FSC-klagomål.docx
@@ -708,7 +708,7 @@
     <w:r>
       <w:tab/>
       <w:tab/>
-      <w:t>2026-10-03</w:t>
+      <w:t>2026-10-04</w:t>
       <w:br/>
       <w:br/>
     </w:r>

--- a/klagomål/S 1240-2024 FSC-klagomål.docx
+++ b/klagomål/S 1240-2024 FSC-klagomål.docx
@@ -708,7 +708,7 @@
     <w:r>
       <w:tab/>
       <w:tab/>
-      <w:t>2026-10-04</w:t>
+      <w:t>2026-10-05</w:t>
       <w:br/>
       <w:br/>
     </w:r>

--- a/klagomål/S 1240-2024 FSC-klagomål.docx
+++ b/klagomål/S 1240-2024 FSC-klagomål.docx
@@ -708,7 +708,7 @@
     <w:r>
       <w:tab/>
       <w:tab/>
-      <w:t>2026-10-05</w:t>
+      <w:t>2026-10-06</w:t>
       <w:br/>
       <w:br/>
     </w:r>

--- a/klagomål/S 1240-2024 FSC-klagomål.docx
+++ b/klagomål/S 1240-2024 FSC-klagomål.docx
@@ -708,7 +708,7 @@
     <w:r>
       <w:tab/>
       <w:tab/>
-      <w:t>2026-10-06</w:t>
+      <w:t>2026-10-07</w:t>
       <w:br/>
       <w:br/>
     </w:r>

--- a/klagomål/S 1240-2024 FSC-klagomål.docx
+++ b/klagomål/S 1240-2024 FSC-klagomål.docx
@@ -708,7 +708,7 @@
     <w:r>
       <w:tab/>
       <w:tab/>
-      <w:t>2026-10-07</w:t>
+      <w:t>2026-10-08</w:t>
       <w:br/>
       <w:br/>
     </w:r>

--- a/klagomål/S 1240-2024 FSC-klagomål.docx
+++ b/klagomål/S 1240-2024 FSC-klagomål.docx
@@ -708,7 +708,7 @@
     <w:r>
       <w:tab/>
       <w:tab/>
-      <w:t>2026-10-08</w:t>
+      <w:t>2026-10-09</w:t>
       <w:br/>
       <w:br/>
     </w:r>

--- a/klagomål/S 1240-2024 FSC-klagomål.docx
+++ b/klagomål/S 1240-2024 FSC-klagomål.docx
@@ -708,7 +708,7 @@
     <w:r>
       <w:tab/>
       <w:tab/>
-      <w:t>2026-10-09</w:t>
+      <w:t>2026-10-10</w:t>
       <w:br/>
       <w:br/>
     </w:r>

--- a/klagomål/S 1240-2024 FSC-klagomål.docx
+++ b/klagomål/S 1240-2024 FSC-klagomål.docx
@@ -708,7 +708,7 @@
     <w:r>
       <w:tab/>
       <w:tab/>
-      <w:t>2026-10-10</w:t>
+      <w:t>2026-10-11</w:t>
       <w:br/>
       <w:br/>
     </w:r>

--- a/klagomål/S 1240-2024 FSC-klagomål.docx
+++ b/klagomål/S 1240-2024 FSC-klagomål.docx
@@ -708,7 +708,7 @@
     <w:r>
       <w:tab/>
       <w:tab/>
-      <w:t>2026-10-11</w:t>
+      <w:t>2026-10-12</w:t>
       <w:br/>
       <w:br/>
     </w:r>

--- a/klagomål/S 1240-2024 FSC-klagomål.docx
+++ b/klagomål/S 1240-2024 FSC-klagomål.docx
@@ -708,7 +708,7 @@
     <w:r>
       <w:tab/>
       <w:tab/>
-      <w:t>2026-10-12</w:t>
+      <w:t>2026-10-13</w:t>
       <w:br/>
       <w:br/>
     </w:r>

--- a/klagomål/S 1240-2024 FSC-klagomål.docx
+++ b/klagomål/S 1240-2024 FSC-klagomål.docx
@@ -708,7 +708,7 @@
     <w:r>
       <w:tab/>
       <w:tab/>
-      <w:t>2026-10-13</w:t>
+      <w:t>2026-10-14</w:t>
       <w:br/>
       <w:br/>
     </w:r>

--- a/klagomål/S 1240-2024 FSC-klagomål.docx
+++ b/klagomål/S 1240-2024 FSC-klagomål.docx
@@ -708,7 +708,7 @@
     <w:r>
       <w:tab/>
       <w:tab/>
-      <w:t>2026-10-14</w:t>
+      <w:t>2026-10-15</w:t>
       <w:br/>
       <w:br/>
     </w:r>

--- a/klagomål/S 1240-2024 FSC-klagomål.docx
+++ b/klagomål/S 1240-2024 FSC-klagomål.docx
@@ -708,7 +708,7 @@
     <w:r>
       <w:tab/>
       <w:tab/>
-      <w:t>2026-10-15</w:t>
+      <w:t>2026-10-16</w:t>
       <w:br/>
       <w:br/>
     </w:r>

--- a/klagomål/S 1240-2024 FSC-klagomål.docx
+++ b/klagomål/S 1240-2024 FSC-klagomål.docx
@@ -708,7 +708,7 @@
     <w:r>
       <w:tab/>
       <w:tab/>
-      <w:t>2026-10-16</w:t>
+      <w:t>2026-10-17</w:t>
       <w:br/>
       <w:br/>
     </w:r>

--- a/klagomål/S 1240-2024 FSC-klagomål.docx
+++ b/klagomål/S 1240-2024 FSC-klagomål.docx
@@ -178,7 +178,7 @@
       <w:r>
         <w:drawing>
           <wp:inline xmlns:a="http://schemas.openxmlformats.org/drawingml/2006/main" xmlns:pic="http://schemas.openxmlformats.org/drawingml/2006/picture">
-            <wp:extent cx="5486400" cy="5186628"/>
+            <wp:extent cx="5486400" cy="5312947"/>
             <wp:docPr id="1" name="Picture 1"/>
             <wp:cNvGraphicFramePr>
               <a:graphicFrameLocks noChangeAspect="1"/>
@@ -199,7 +199,7 @@
                   <pic:spPr>
                     <a:xfrm>
                       <a:off x="0" y="0"/>
-                      <a:ext cx="5486400" cy="5186628"/>
+                      <a:ext cx="5486400" cy="5312947"/>
                     </a:xfrm>
                     <a:prstGeom prst="rect"/>
                   </pic:spPr>
@@ -216,12 +216,12 @@
         <w:spacing w:after="240"/>
       </w:pPr>
       <w:r>
-        <w:t>Figur 1. Fyndplatser för naturvårdsarter i och inom 11 meter från samrådsanmälan. Markörer utan svart kant är placerade på fyndplatsen. Markörer med svart kant är placerade vid sidan av fyndplatsen och har ett svart streck som visar fyndplatsens exakta position. Kartans mittpunktskoordinat är N 7056143, E 723038 i SWEREF 99 TM.</w:t>
+        <w:t>Figur 1. Fyndplatser för naturvårdsarter i och inom 25 meter från samrådsanmälan. Markörer utan svart kant är placerade på fyndplatsen. Markörer med svart kant är placerade vid sidan av fyndplatsen och har ett svart streck som visar fyndplatsens exakta position. Kartans mittpunktskoordinat är N 7056143, E 723038 i SWEREF 99 TM.</w:t>
       </w:r>
     </w:p>
     <w:p>
       <w:r>
-        <w:t>I och inom 11 meter från samrådsanmälan finns fynd av 3 naturvårdsarter, varav 2 är rödlistade, 2 är fridlysta och 1 är typisk (T): grönsångare (NT, §4), tallticka (NT, T) och ärtsångare (§4). Se Figur 1.</w:t>
+        <w:t>I och inom 25 meter från samrådsanmälan finns fynd av 16 naturvårdsarter, varav 2 är rödlistade, 3 är fridlysta, 14 är typiska (T) och 6 är signalarter (S): grönsångare (NT, §4), tallticka (NT, T), bågpraktmossa (S, T), källpraktmossa (S, T), rostfläck (S, T), skogshakmossa (S, T), stubbspretmossa (S, T), tibast (S, T), blåsippa (T, §9), ekorrbär (T), hässlebrodd (T), krushättemossa (T), liljekonvalj (T), ormbär (T), svarta vinbär (T) och ärtsångare (§4). Se Figur 1.</w:t>
       </w:r>
     </w:p>
     <w:p>
@@ -288,6 +288,300 @@
       </w:r>
     </w:p>
     <w:p>
+      <w:r>
+        <w:rPr>
+          <w:b/>
+        </w:rPr>
+        <w:t xml:space="preserve">Bågpraktmossa </w:t>
+      </w:r>
+      <w:r>
+        <w:t xml:space="preserve">växer i skuggiga och våta skogsmiljöer, bland annat i bäckdalar, alsumpskogar, strandskogar och örtrika gransumpskogar. Den är i hela sitt utbredningsområde en bra signalart för gransumpskogar som ofta hyser andra, mer ovanliga och rödlistade arter. Bågpraktmossa indikerar skogsmark som har ostörd hydrologi och kalkfattig mark och är typisk art för </w:t>
+      </w:r>
+      <w:r>
+        <w:rPr>
+          <w:i/>
+        </w:rPr>
+        <w:t xml:space="preserve">9080 Lövsumpskog, 9750 Svämlövskog </w:t>
+      </w:r>
+      <w:r>
+        <w:t xml:space="preserve">och </w:t>
+      </w:r>
+      <w:r>
+        <w:rPr>
+          <w:i/>
+        </w:rPr>
+        <w:t>7160 Källor och källkärr</w:t>
+      </w:r>
+      <w:r>
+        <w:t xml:space="preserve"> (SLU Artdatabanken, 2025; Nitare &amp; Skogsstyrelsen, 2019).</w:t>
+      </w:r>
+    </w:p>
+    <w:p>
+      <w:r>
+        <w:rPr>
+          <w:b/>
+        </w:rPr>
+        <w:t xml:space="preserve">Källpraktmossa </w:t>
+      </w:r>
+      <w:r>
+        <w:t xml:space="preserve">växer på fuktig eller blöt, näringsrik och ofta mineralrik mark, t.ex. i sumpskogar. Den är en god signalart i södra och mellersta Sverige och förekommer ofta i artrika miljöer med t.ex. kärrkammossa, bågpraktmossa, filtrundmossa och skogshakmossa. Eftersom mängden våtmarker har reducerats kraftigt i södra Sverige under det senaste seklet har förekomsten av källpraktmossa troligen minskat i söder. Källpraktmossa är typisk art för </w:t>
+      </w:r>
+      <w:r>
+        <w:rPr>
+          <w:i/>
+        </w:rPr>
+        <w:t xml:space="preserve">7160 Källor och källkärr, 9750 Svämlövskog </w:t>
+      </w:r>
+      <w:r>
+        <w:t>och</w:t>
+      </w:r>
+      <w:r>
+        <w:rPr>
+          <w:i/>
+        </w:rPr>
+        <w:t xml:space="preserve"> 9080 Lövsumpskog </w:t>
+      </w:r>
+      <w:r>
+        <w:t>(Nitare &amp; Skogsstyrelsen, 2019; SLU Artdatabanken, 2025).</w:t>
+      </w:r>
+    </w:p>
+    <w:p>
+      <w:r>
+        <w:rPr>
+          <w:b/>
+        </w:rPr>
+        <w:t xml:space="preserve">Rostfläck </w:t>
+      </w:r>
+      <w:r>
+        <w:t xml:space="preserve">signalerar framför allt höga naturvärden i östra Sverige samt norr om den naturliga norrlandsgränsen. Arten indikerar här skogsmiljöer som under lång tid haft ett konstant fuktigt mikroklimat. Rika förekomster i Norrland visar sannolikt på bestånd med långvarig kontinuitet av gamla träd. När laven påträffas i alkärr signalerar den höga naturvärden inom hela sitt utbredningsområde. Rostfläck är typisk art för </w:t>
+      </w:r>
+      <w:r>
+        <w:rPr>
+          <w:i/>
+        </w:rPr>
+        <w:t xml:space="preserve">9190 Näringsfattig ekskog </w:t>
+      </w:r>
+      <w:r>
+        <w:t>(Nitare &amp; Skogsstyrelsen, 2019; SLU Artdatabanken, 2025).</w:t>
+      </w:r>
+    </w:p>
+    <w:p>
+      <w:r>
+        <w:rPr>
+          <w:b/>
+        </w:rPr>
+        <w:t>Skogshakmossa</w:t>
+      </w:r>
+      <w:r>
+        <w:t xml:space="preserve"> indikerar lokaler som ofta har en artrik mossflora som kräver jämn och hög markfuktighet, till exempel olika sumpskogar med höga naturvärden. Högst signalvärde har arten i södra och mellersta Sverige. Skogshakmossa är typisk art för </w:t>
+      </w:r>
+      <w:r>
+        <w:rPr>
+          <w:i/>
+        </w:rPr>
+        <w:t xml:space="preserve">9010 Taiga, 9050 Näringsrik granskog, 9080 Lövsumpskog </w:t>
+      </w:r>
+      <w:r>
+        <w:t xml:space="preserve">och </w:t>
+      </w:r>
+      <w:r>
+        <w:rPr>
+          <w:i/>
+        </w:rPr>
+        <w:t xml:space="preserve">9750 Svämlövskog </w:t>
+      </w:r>
+      <w:r>
+        <w:t>(Nitare &amp; Skogsstyrelsen, 2019; SLU Artdatabanken, 2025).</w:t>
+      </w:r>
+    </w:p>
+    <w:p>
+      <w:r>
+        <w:rPr>
+          <w:b/>
+        </w:rPr>
+        <w:t>Stubbspretmossa</w:t>
+      </w:r>
+      <w:r>
+        <w:t xml:space="preserve"> växer på ved i rika löv- och barrskogar med relativt hög luftfuktighet och indikerar fuktiga skogsmiljöer med gott om murken ved och ofta höga naturvärden. Stubbspretmossa är typisk art för </w:t>
+      </w:r>
+      <w:r>
+        <w:rPr>
+          <w:i/>
+        </w:rPr>
+        <w:t>9020 Nordlig ädellövskog</w:t>
+      </w:r>
+      <w:r>
+        <w:t xml:space="preserve"> (SLU Artdatabanken, 2024).</w:t>
+      </w:r>
+    </w:p>
+    <w:p>
+      <w:r>
+        <w:rPr>
+          <w:b/>
+        </w:rPr>
+        <w:t>Tibast</w:t>
+      </w:r>
+      <w:r>
+        <w:t xml:space="preserve"> är en kalkgynnad buske som växer på mullrik, frisk eller svagt fuktig mark, exempelvis i gamla kalkgranskogar, lövträdslundar, varma källpåverkade sluttningar och exklusiva biotoper kopplade till vattendrag. Förekomster i gammal skog visar på höga naturvärden och bör alltid noteras i samband med naturvärdesinventeringar. Tibast är typisk art för </w:t>
+      </w:r>
+      <w:r>
+        <w:rPr>
+          <w:i/>
+        </w:rPr>
+        <w:t>9050 Näringsrik granskog</w:t>
+      </w:r>
+      <w:r>
+        <w:t xml:space="preserve"> och värdväxt för de två fjärilsarterna större tibastmal och brun tibastmal (CR) (SLU Artdatabanken, 2024; Nitare &amp; Skogsstyrelsen, 2019).</w:t>
+      </w:r>
+    </w:p>
+    <w:p>
+      <w:r>
+        <w:rPr>
+          <w:b/>
+        </w:rPr>
+        <w:t>Blåsippa (§9)</w:t>
+      </w:r>
+      <w:r>
+        <w:t xml:space="preserve"> är typisk art för </w:t>
+      </w:r>
+      <w:r>
+        <w:rPr>
+          <w:i/>
+        </w:rPr>
+        <w:t>9050 Näringsrik granskog, 9020 Nordlig ädellövskog</w:t>
+      </w:r>
+      <w:r>
+        <w:t xml:space="preserve"> och </w:t>
+      </w:r>
+      <w:r>
+        <w:rPr>
+          <w:i/>
+        </w:rPr>
+        <w:t>8240 Karsthällmarker</w:t>
+      </w:r>
+      <w:r>
+        <w:t xml:space="preserve"> (SLU Artdatabanken, 2025).</w:t>
+      </w:r>
+    </w:p>
+    <w:p>
+      <w:r>
+        <w:rPr>
+          <w:b/>
+        </w:rPr>
+        <w:t xml:space="preserve">Ekorrbär </w:t>
+      </w:r>
+      <w:r>
+        <w:t xml:space="preserve">är typisk art för </w:t>
+      </w:r>
+      <w:r>
+        <w:rPr>
+          <w:i/>
+        </w:rPr>
+        <w:t xml:space="preserve">9190 Näringsfattig ekskog </w:t>
+      </w:r>
+      <w:r>
+        <w:t>(SLU Artdatabanken, 2025).</w:t>
+      </w:r>
+    </w:p>
+    <w:p>
+      <w:r>
+        <w:rPr>
+          <w:b/>
+        </w:rPr>
+        <w:t>Hässlebrodd</w:t>
+      </w:r>
+      <w:r>
+        <w:t xml:space="preserve"> är typisk art för </w:t>
+      </w:r>
+      <w:r>
+        <w:rPr>
+          <w:i/>
+        </w:rPr>
+        <w:t xml:space="preserve">9040 Fjällbjörkskog </w:t>
+      </w:r>
+      <w:r>
+        <w:t xml:space="preserve">och </w:t>
+      </w:r>
+      <w:r>
+        <w:rPr>
+          <w:i/>
+        </w:rPr>
+        <w:t xml:space="preserve">1610 Åsöar i Östersjön </w:t>
+      </w:r>
+      <w:r>
+        <w:t>(SLU Artdatabanken, 2025).</w:t>
+      </w:r>
+    </w:p>
+    <w:p>
+      <w:r>
+        <w:rPr>
+          <w:b/>
+        </w:rPr>
+        <w:t>Liljekonvalj</w:t>
+      </w:r>
+      <w:r>
+        <w:t xml:space="preserve"> är typisk art för </w:t>
+      </w:r>
+      <w:r>
+        <w:rPr>
+          <w:i/>
+        </w:rPr>
+        <w:t>9190 Näringsfattig ekskog</w:t>
+      </w:r>
+      <w:r>
+        <w:t>. På liljekonvalj kan man hitta rostsvampen konvaljerost (NE) (SLU Artdatabanken, 2025).</w:t>
+      </w:r>
+    </w:p>
+    <w:p>
+      <w:r>
+        <w:rPr>
+          <w:b/>
+        </w:rPr>
+        <w:t>Ormbär</w:t>
+      </w:r>
+      <w:r>
+        <w:t xml:space="preserve"> är typisk art för </w:t>
+      </w:r>
+      <w:r>
+        <w:rPr>
+          <w:i/>
+        </w:rPr>
+        <w:t xml:space="preserve">9050 Näringsrik granskog </w:t>
+      </w:r>
+      <w:r>
+        <w:t>(SLU Artdatabanken, 2025).</w:t>
+      </w:r>
+    </w:p>
+    <w:p>
+      <w:r>
+        <w:rPr>
+          <w:b/>
+        </w:rPr>
+        <w:t>Svarta vinbär</w:t>
+      </w:r>
+      <w:r>
+        <w:t xml:space="preserve"> är typisk art för </w:t>
+      </w:r>
+      <w:r>
+        <w:rPr>
+          <w:i/>
+        </w:rPr>
+        <w:t xml:space="preserve">9050 Näringsrik granskog </w:t>
+      </w:r>
+      <w:r>
+        <w:t>och</w:t>
+      </w:r>
+      <w:r>
+        <w:rPr>
+          <w:i/>
+        </w:rPr>
+        <w:t xml:space="preserve"> 6430 Högörtängar </w:t>
+      </w:r>
+      <w:r>
+        <w:t>(SLU Artdatabanken, 2025).</w:t>
+      </w:r>
+    </w:p>
+    <w:p>
       <w:pPr>
         <w:pStyle w:val="Heading1"/>
       </w:pPr>
@@ -393,7 +687,7 @@
         <w:rPr>
           <w:i/>
         </w:rPr>
-        <w:t>I det samrådsanmälda skogsområdet har 3 naturvårdsarter varav 2 rödlistade arter sina livsmiljöer och växtplatser.</w:t>
+        <w:t>I det samrådsanmälda skogsområdet har 16 naturvårdsarter varav 2 rödlistade arter sina livsmiljöer och växtplatser.</w:t>
       </w:r>
     </w:p>
     <w:p>
@@ -708,7 +1002,7 @@
     <w:r>
       <w:tab/>
       <w:tab/>
-      <w:t>2026-10-17</w:t>
+      <w:t>2026-10-18</w:t>
       <w:br/>
       <w:br/>
     </w:r>

--- a/klagomål/S 1240-2024 FSC-klagomål.docx
+++ b/klagomål/S 1240-2024 FSC-klagomål.docx
@@ -1002,7 +1002,7 @@
     <w:r>
       <w:tab/>
       <w:tab/>
-      <w:t>2026-10-18</w:t>
+      <w:t>2026-10-19</w:t>
       <w:br/>
       <w:br/>
     </w:r>

--- a/klagomål/S 1240-2024 FSC-klagomål.docx
+++ b/klagomål/S 1240-2024 FSC-klagomål.docx
@@ -1002,7 +1002,7 @@
     <w:r>
       <w:tab/>
       <w:tab/>
-      <w:t>2026-10-19</w:t>
+      <w:t>2026-10-20</w:t>
       <w:br/>
       <w:br/>
     </w:r>

--- a/klagomål/S 1240-2024 FSC-klagomål.docx
+++ b/klagomål/S 1240-2024 FSC-klagomål.docx
@@ -1002,7 +1002,7 @@
     <w:r>
       <w:tab/>
       <w:tab/>
-      <w:t>2026-10-20</w:t>
+      <w:t>2026-10-21</w:t>
       <w:br/>
       <w:br/>
     </w:r>

--- a/klagomål/S 1240-2024 FSC-klagomål.docx
+++ b/klagomål/S 1240-2024 FSC-klagomål.docx
@@ -1002,7 +1002,7 @@
     <w:r>
       <w:tab/>
       <w:tab/>
-      <w:t>2026-10-21</w:t>
+      <w:t>2026-10-22</w:t>
       <w:br/>
       <w:br/>
     </w:r>

--- a/klagomål/S 1240-2024 FSC-klagomål.docx
+++ b/klagomål/S 1240-2024 FSC-klagomål.docx
@@ -1002,7 +1002,7 @@
     <w:r>
       <w:tab/>
       <w:tab/>
-      <w:t>2026-10-22</w:t>
+      <w:t>2026-10-23</w:t>
       <w:br/>
       <w:br/>
     </w:r>

--- a/klagomål/S 1240-2024 FSC-klagomål.docx
+++ b/klagomål/S 1240-2024 FSC-klagomål.docx
@@ -1002,7 +1002,7 @@
     <w:r>
       <w:tab/>
       <w:tab/>
-      <w:t>2026-10-23</w:t>
+      <w:t>2026-10-24</w:t>
       <w:br/>
       <w:br/>
     </w:r>

--- a/klagomål/S 1240-2024 FSC-klagomål.docx
+++ b/klagomål/S 1240-2024 FSC-klagomål.docx
@@ -1002,7 +1002,7 @@
     <w:r>
       <w:tab/>
       <w:tab/>
-      <w:t>2026-10-24</w:t>
+      <w:t>2026-10-25</w:t>
       <w:br/>
       <w:br/>
     </w:r>

--- a/klagomål/S 1240-2024 FSC-klagomål.docx
+++ b/klagomål/S 1240-2024 FSC-klagomål.docx
@@ -1002,7 +1002,7 @@
     <w:r>
       <w:tab/>
       <w:tab/>
-      <w:t>2026-10-25</w:t>
+      <w:t>2026-10-26</w:t>
       <w:br/>
       <w:br/>
     </w:r>

--- a/klagomål/S 1240-2024 FSC-klagomål.docx
+++ b/klagomål/S 1240-2024 FSC-klagomål.docx
@@ -1002,7 +1002,7 @@
     <w:r>
       <w:tab/>
       <w:tab/>
-      <w:t>2026-10-26</w:t>
+      <w:t>2026-10-27</w:t>
       <w:br/>
       <w:br/>
     </w:r>

--- a/klagomål/S 1240-2024 FSC-klagomål.docx
+++ b/klagomål/S 1240-2024 FSC-klagomål.docx
@@ -1002,7 +1002,7 @@
     <w:r>
       <w:tab/>
       <w:tab/>
-      <w:t>2026-10-27</w:t>
+      <w:t>2026-10-28</w:t>
       <w:br/>
       <w:br/>
     </w:r>

--- a/klagomål/S 1240-2024 FSC-klagomål.docx
+++ b/klagomål/S 1240-2024 FSC-klagomål.docx
@@ -1002,7 +1002,7 @@
     <w:r>
       <w:tab/>
       <w:tab/>
-      <w:t>2026-10-28</w:t>
+      <w:t>2026-10-29</w:t>
       <w:br/>
       <w:br/>
     </w:r>

--- a/klagomål/S 1240-2024 FSC-klagomål.docx
+++ b/klagomål/S 1240-2024 FSC-klagomål.docx
@@ -1002,7 +1002,7 @@
     <w:r>
       <w:tab/>
       <w:tab/>
-      <w:t>2026-10-29</w:t>
+      <w:t>2026-10-31</w:t>
       <w:br/>
       <w:br/>
     </w:r>
